--- a/tillsyn/A 8857-2025 tillsynsbegäran.docx
+++ b/tillsyn/A 8857-2025 tillsynsbegäran.docx
@@ -218,7 +218,7 @@
     <w:r>
       <w:tab/>
       <w:tab/>
-      <w:t>2025-02-26</w:t>
+      <w:t>2025-02-27</w:t>
       <w:br/>
       <w:br/>
     </w:r>

--- a/tillsyn/A 8857-2025 tillsynsbegäran.docx
+++ b/tillsyn/A 8857-2025 tillsynsbegäran.docx
@@ -218,7 +218,7 @@
     <w:r>
       <w:tab/>
       <w:tab/>
-      <w:t>2025-02-27</w:t>
+      <w:t>2025-02-28</w:t>
       <w:br/>
       <w:br/>
     </w:r>

--- a/tillsyn/A 8857-2025 tillsynsbegäran.docx
+++ b/tillsyn/A 8857-2025 tillsynsbegäran.docx
@@ -218,7 +218,7 @@
     <w:r>
       <w:tab/>
       <w:tab/>
-      <w:t>2025-02-28</w:t>
+      <w:t>2025-03-01</w:t>
       <w:br/>
       <w:br/>
     </w:r>

--- a/tillsyn/A 8857-2025 tillsynsbegäran.docx
+++ b/tillsyn/A 8857-2025 tillsynsbegäran.docx
@@ -218,7 +218,7 @@
     <w:r>
       <w:tab/>
       <w:tab/>
-      <w:t>2025-03-01</w:t>
+      <w:t>2025-03-02</w:t>
       <w:br/>
       <w:br/>
     </w:r>

--- a/tillsyn/A 8857-2025 tillsynsbegäran.docx
+++ b/tillsyn/A 8857-2025 tillsynsbegäran.docx
@@ -218,7 +218,7 @@
     <w:r>
       <w:tab/>
       <w:tab/>
-      <w:t>2025-03-02</w:t>
+      <w:t>2025-03-03</w:t>
       <w:br/>
       <w:br/>
     </w:r>

--- a/tillsyn/A 8857-2025 tillsynsbegäran.docx
+++ b/tillsyn/A 8857-2025 tillsynsbegäran.docx
@@ -218,7 +218,7 @@
     <w:r>
       <w:tab/>
       <w:tab/>
-      <w:t>2025-03-03</w:t>
+      <w:t>2025-03-04</w:t>
       <w:br/>
       <w:br/>
     </w:r>

--- a/tillsyn/A 8857-2025 tillsynsbegäran.docx
+++ b/tillsyn/A 8857-2025 tillsynsbegäran.docx
@@ -218,7 +218,7 @@
     <w:r>
       <w:tab/>
       <w:tab/>
-      <w:t>2025-03-04</w:t>
+      <w:t>2025-03-05</w:t>
       <w:br/>
       <w:br/>
     </w:r>

--- a/tillsyn/A 8857-2025 tillsynsbegäran.docx
+++ b/tillsyn/A 8857-2025 tillsynsbegäran.docx
@@ -218,7 +218,7 @@
     <w:r>
       <w:tab/>
       <w:tab/>
-      <w:t>2025-03-05</w:t>
+      <w:t>2025-03-06</w:t>
       <w:br/>
       <w:br/>
     </w:r>

--- a/tillsyn/A 8857-2025 tillsynsbegäran.docx
+++ b/tillsyn/A 8857-2025 tillsynsbegäran.docx
@@ -218,7 +218,7 @@
     <w:r>
       <w:tab/>
       <w:tab/>
-      <w:t>2025-03-06</w:t>
+      <w:t>2025-03-07</w:t>
       <w:br/>
       <w:br/>
     </w:r>

--- a/tillsyn/A 8857-2025 tillsynsbegäran.docx
+++ b/tillsyn/A 8857-2025 tillsynsbegäran.docx
@@ -218,7 +218,7 @@
     <w:r>
       <w:tab/>
       <w:tab/>
-      <w:t>2025-03-07</w:t>
+      <w:t>2025-03-08</w:t>
       <w:br/>
       <w:br/>
     </w:r>

--- a/tillsyn/A 8857-2025 tillsynsbegäran.docx
+++ b/tillsyn/A 8857-2025 tillsynsbegäran.docx
@@ -218,7 +218,7 @@
     <w:r>
       <w:tab/>
       <w:tab/>
-      <w:t>2025-03-08</w:t>
+      <w:t>2025-03-09</w:t>
       <w:br/>
       <w:br/>
     </w:r>

--- a/tillsyn/A 8857-2025 tillsynsbegäran.docx
+++ b/tillsyn/A 8857-2025 tillsynsbegäran.docx
@@ -218,7 +218,7 @@
     <w:r>
       <w:tab/>
       <w:tab/>
-      <w:t>2025-03-09</w:t>
+      <w:t>2025-03-10</w:t>
       <w:br/>
       <w:br/>
     </w:r>

--- a/tillsyn/A 8857-2025 tillsynsbegäran.docx
+++ b/tillsyn/A 8857-2025 tillsynsbegäran.docx
@@ -218,7 +218,7 @@
     <w:r>
       <w:tab/>
       <w:tab/>
-      <w:t>2025-03-10</w:t>
+      <w:t>2025-03-11</w:t>
       <w:br/>
       <w:br/>
     </w:r>

--- a/tillsyn/A 8857-2025 tillsynsbegäran.docx
+++ b/tillsyn/A 8857-2025 tillsynsbegäran.docx
@@ -218,7 +218,7 @@
     <w:r>
       <w:tab/>
       <w:tab/>
-      <w:t>2025-03-11</w:t>
+      <w:t>2025-03-12</w:t>
       <w:br/>
       <w:br/>
     </w:r>

--- a/tillsyn/A 8857-2025 tillsynsbegäran.docx
+++ b/tillsyn/A 8857-2025 tillsynsbegäran.docx
@@ -218,7 +218,7 @@
     <w:r>
       <w:tab/>
       <w:tab/>
-      <w:t>2025-03-12</w:t>
+      <w:t>2025-03-13</w:t>
       <w:br/>
       <w:br/>
     </w:r>

--- a/tillsyn/A 8857-2025 tillsynsbegäran.docx
+++ b/tillsyn/A 8857-2025 tillsynsbegäran.docx
@@ -218,7 +218,7 @@
     <w:r>
       <w:tab/>
       <w:tab/>
-      <w:t>2025-03-13</w:t>
+      <w:t>2025-03-14</w:t>
       <w:br/>
       <w:br/>
     </w:r>

--- a/tillsyn/A 8857-2025 tillsynsbegäran.docx
+++ b/tillsyn/A 8857-2025 tillsynsbegäran.docx
@@ -218,7 +218,7 @@
     <w:r>
       <w:tab/>
       <w:tab/>
-      <w:t>2025-03-14</w:t>
+      <w:t>2025-03-15</w:t>
       <w:br/>
       <w:br/>
     </w:r>

--- a/tillsyn/A 8857-2025 tillsynsbegäran.docx
+++ b/tillsyn/A 8857-2025 tillsynsbegäran.docx
@@ -218,7 +218,7 @@
     <w:r>
       <w:tab/>
       <w:tab/>
-      <w:t>2025-03-15</w:t>
+      <w:t>2025-03-16</w:t>
       <w:br/>
       <w:br/>
     </w:r>

--- a/tillsyn/A 8857-2025 tillsynsbegäran.docx
+++ b/tillsyn/A 8857-2025 tillsynsbegäran.docx
@@ -218,7 +218,7 @@
     <w:r>
       <w:tab/>
       <w:tab/>
-      <w:t>2025-03-16</w:t>
+      <w:t>2025-03-17</w:t>
       <w:br/>
       <w:br/>
     </w:r>

--- a/tillsyn/A 8857-2025 tillsynsbegäran.docx
+++ b/tillsyn/A 8857-2025 tillsynsbegäran.docx
@@ -218,7 +218,7 @@
     <w:r>
       <w:tab/>
       <w:tab/>
-      <w:t>2025-03-17</w:t>
+      <w:t>2025-03-18</w:t>
       <w:br/>
       <w:br/>
     </w:r>

--- a/tillsyn/A 8857-2025 tillsynsbegäran.docx
+++ b/tillsyn/A 8857-2025 tillsynsbegäran.docx
@@ -218,7 +218,7 @@
     <w:r>
       <w:tab/>
       <w:tab/>
-      <w:t>2025-03-18</w:t>
+      <w:t>2025-03-19</w:t>
       <w:br/>
       <w:br/>
     </w:r>

--- a/tillsyn/A 8857-2025 tillsynsbegäran.docx
+++ b/tillsyn/A 8857-2025 tillsynsbegäran.docx
@@ -218,7 +218,7 @@
     <w:r>
       <w:tab/>
       <w:tab/>
-      <w:t>2025-03-19</w:t>
+      <w:t>2025-03-20</w:t>
       <w:br/>
       <w:br/>
     </w:r>

--- a/tillsyn/A 8857-2025 tillsynsbegäran.docx
+++ b/tillsyn/A 8857-2025 tillsynsbegäran.docx
@@ -218,7 +218,7 @@
     <w:r>
       <w:tab/>
       <w:tab/>
-      <w:t>2025-03-20</w:t>
+      <w:t>2025-03-21</w:t>
       <w:br/>
       <w:br/>
     </w:r>

--- a/tillsyn/A 8857-2025 tillsynsbegäran.docx
+++ b/tillsyn/A 8857-2025 tillsynsbegäran.docx
@@ -218,7 +218,7 @@
     <w:r>
       <w:tab/>
       <w:tab/>
-      <w:t>2025-03-21</w:t>
+      <w:t>2025-03-22</w:t>
       <w:br/>
       <w:br/>
     </w:r>

--- a/tillsyn/A 8857-2025 tillsynsbegäran.docx
+++ b/tillsyn/A 8857-2025 tillsynsbegäran.docx
@@ -218,7 +218,7 @@
     <w:r>
       <w:tab/>
       <w:tab/>
-      <w:t>2025-03-22</w:t>
+      <w:t>2025-03-23</w:t>
       <w:br/>
       <w:br/>
     </w:r>

--- a/tillsyn/A 8857-2025 tillsynsbegäran.docx
+++ b/tillsyn/A 8857-2025 tillsynsbegäran.docx
@@ -218,7 +218,7 @@
     <w:r>
       <w:tab/>
       <w:tab/>
-      <w:t>2025-03-23</w:t>
+      <w:t>2025-03-24</w:t>
       <w:br/>
       <w:br/>
     </w:r>

--- a/tillsyn/A 8857-2025 tillsynsbegäran.docx
+++ b/tillsyn/A 8857-2025 tillsynsbegäran.docx
@@ -218,7 +218,7 @@
     <w:r>
       <w:tab/>
       <w:tab/>
-      <w:t>2025-03-24</w:t>
+      <w:t>2025-03-25</w:t>
       <w:br/>
       <w:br/>
     </w:r>

--- a/tillsyn/A 8857-2025 tillsynsbegäran.docx
+++ b/tillsyn/A 8857-2025 tillsynsbegäran.docx
@@ -218,7 +218,7 @@
     <w:r>
       <w:tab/>
       <w:tab/>
-      <w:t>2025-03-25</w:t>
+      <w:t>2025-03-26</w:t>
       <w:br/>
       <w:br/>
     </w:r>

--- a/tillsyn/A 8857-2025 tillsynsbegäran.docx
+++ b/tillsyn/A 8857-2025 tillsynsbegäran.docx
@@ -218,7 +218,7 @@
     <w:r>
       <w:tab/>
       <w:tab/>
-      <w:t>2025-03-26</w:t>
+      <w:t>2025-03-27</w:t>
       <w:br/>
       <w:br/>
     </w:r>

--- a/tillsyn/A 8857-2025 tillsynsbegäran.docx
+++ b/tillsyn/A 8857-2025 tillsynsbegäran.docx
@@ -218,7 +218,7 @@
     <w:r>
       <w:tab/>
       <w:tab/>
-      <w:t>2025-03-27</w:t>
+      <w:t>2025-03-28</w:t>
       <w:br/>
       <w:br/>
     </w:r>

--- a/tillsyn/A 8857-2025 tillsynsbegäran.docx
+++ b/tillsyn/A 8857-2025 tillsynsbegäran.docx
@@ -218,7 +218,7 @@
     <w:r>
       <w:tab/>
       <w:tab/>
-      <w:t>2025-03-28</w:t>
+      <w:t>2025-03-29</w:t>
       <w:br/>
       <w:br/>
     </w:r>

--- a/tillsyn/A 8857-2025 tillsynsbegäran.docx
+++ b/tillsyn/A 8857-2025 tillsynsbegäran.docx
@@ -218,7 +218,7 @@
     <w:r>
       <w:tab/>
       <w:tab/>
-      <w:t>2025-04-02</w:t>
+      <w:t>2025-04-03</w:t>
       <w:br/>
       <w:br/>
     </w:r>

--- a/tillsyn/A 8857-2025 tillsynsbegäran.docx
+++ b/tillsyn/A 8857-2025 tillsynsbegäran.docx
@@ -218,7 +218,7 @@
     <w:r>
       <w:tab/>
       <w:tab/>
-      <w:t>2025-04-03</w:t>
+      <w:t>2025-04-05</w:t>
       <w:br/>
       <w:br/>
     </w:r>

--- a/tillsyn/A 8857-2025 tillsynsbegäran.docx
+++ b/tillsyn/A 8857-2025 tillsynsbegäran.docx
@@ -218,7 +218,7 @@
     <w:r>
       <w:tab/>
       <w:tab/>
-      <w:t>2025-04-05</w:t>
+      <w:t>2025-04-06</w:t>
       <w:br/>
       <w:br/>
     </w:r>

--- a/tillsyn/A 8857-2025 tillsynsbegäran.docx
+++ b/tillsyn/A 8857-2025 tillsynsbegäran.docx
@@ -218,7 +218,7 @@
     <w:r>
       <w:tab/>
       <w:tab/>
-      <w:t>2025-04-06</w:t>
+      <w:t>2025-04-07</w:t>
       <w:br/>
       <w:br/>
     </w:r>

--- a/tillsyn/A 8857-2025 tillsynsbegäran.docx
+++ b/tillsyn/A 8857-2025 tillsynsbegäran.docx
@@ -218,7 +218,7 @@
     <w:r>
       <w:tab/>
       <w:tab/>
-      <w:t>2025-04-07</w:t>
+      <w:t>2025-04-08</w:t>
       <w:br/>
       <w:br/>
     </w:r>

--- a/tillsyn/A 8857-2025 tillsynsbegäran.docx
+++ b/tillsyn/A 8857-2025 tillsynsbegäran.docx
@@ -218,7 +218,7 @@
     <w:r>
       <w:tab/>
       <w:tab/>
-      <w:t>2025-04-08</w:t>
+      <w:t>2025-04-09</w:t>
       <w:br/>
       <w:br/>
     </w:r>

--- a/tillsyn/A 8857-2025 tillsynsbegäran.docx
+++ b/tillsyn/A 8857-2025 tillsynsbegäran.docx
@@ -90,6 +90,17 @@
         <w:t>Figur 1. Fyndplatser för naturvårdsarter i det avverkningsanmälda området (röd linje). Markörer utan svart kant är placerade på fyndplatsen. Markörer med svart kant är placerade vid sidan av fyndplatsen och har ett svart streck som visar fyndplatsens exakta position. Kartans mittpunktskoordinat är N 6460009, E 455174 i SWEREF 99 TM.</w:t>
       </w:r>
     </w:p>
+    <w:p>
+      <w:r>
+        <w:rPr>
+          <w:b/>
+        </w:rPr>
+        <w:t xml:space="preserve">Grantaggsvamp (NT) </w:t>
+      </w:r>
+      <w:r>
+        <w:t>påträffas främst i mossiga och örtrika äldre granskogar på kalkrik mark i något fuktiga lägen, och i norr även i mager tallskog med lång kontinuitet. Arten missgynnas generellt av trakthyggesbruket och en långsiktig tillgång till värdträd bör säkras genom att man undviker att avverka kända växtplatser (SLU Artdatabanken, 2024).</w:t>
+      </w:r>
+    </w:p>
     <w:sectPr>
       <w:headerReference w:type="even" r:id="rId8"/>
       <w:headerReference w:type="default" r:id="rId9"/>
@@ -218,7 +229,7 @@
     <w:r>
       <w:tab/>
       <w:tab/>
-      <w:t>2025-04-09</w:t>
+      <w:t>2025-04-10</w:t>
       <w:br/>
       <w:br/>
     </w:r>

--- a/tillsyn/A 8857-2025 tillsynsbegäran.docx
+++ b/tillsyn/A 8857-2025 tillsynsbegäran.docx
@@ -229,7 +229,7 @@
     <w:r>
       <w:tab/>
       <w:tab/>
-      <w:t>2025-04-10</w:t>
+      <w:t>2025-04-11</w:t>
       <w:br/>
       <w:br/>
     </w:r>

--- a/tillsyn/A 8857-2025 tillsynsbegäran.docx
+++ b/tillsyn/A 8857-2025 tillsynsbegäran.docx
@@ -229,7 +229,7 @@
     <w:r>
       <w:tab/>
       <w:tab/>
-      <w:t>2025-04-11</w:t>
+      <w:t>2025-04-12</w:t>
       <w:br/>
       <w:br/>
     </w:r>

--- a/tillsyn/A 8857-2025 tillsynsbegäran.docx
+++ b/tillsyn/A 8857-2025 tillsynsbegäran.docx
@@ -229,7 +229,7 @@
     <w:r>
       <w:tab/>
       <w:tab/>
-      <w:t>2025-04-12</w:t>
+      <w:t>2025-04-13</w:t>
       <w:br/>
       <w:br/>
     </w:r>

--- a/tillsyn/A 8857-2025 tillsynsbegäran.docx
+++ b/tillsyn/A 8857-2025 tillsynsbegäran.docx
@@ -229,7 +229,7 @@
     <w:r>
       <w:tab/>
       <w:tab/>
-      <w:t>2025-04-13</w:t>
+      <w:t>2025-04-14</w:t>
       <w:br/>
       <w:br/>
     </w:r>

--- a/tillsyn/A 8857-2025 tillsynsbegäran.docx
+++ b/tillsyn/A 8857-2025 tillsynsbegäran.docx
@@ -229,7 +229,7 @@
     <w:r>
       <w:tab/>
       <w:tab/>
-      <w:t>2025-04-14</w:t>
+      <w:t>2025-04-15</w:t>
       <w:br/>
       <w:br/>
     </w:r>

--- a/tillsyn/A 8857-2025 tillsynsbegäran.docx
+++ b/tillsyn/A 8857-2025 tillsynsbegäran.docx
@@ -229,7 +229,7 @@
     <w:r>
       <w:tab/>
       <w:tab/>
-      <w:t>2025-04-15</w:t>
+      <w:t>2025-04-16</w:t>
       <w:br/>
       <w:br/>
     </w:r>

--- a/tillsyn/A 8857-2025 tillsynsbegäran.docx
+++ b/tillsyn/A 8857-2025 tillsynsbegäran.docx
@@ -229,7 +229,7 @@
     <w:r>
       <w:tab/>
       <w:tab/>
-      <w:t>2025-04-16</w:t>
+      <w:t>2025-04-17</w:t>
       <w:br/>
       <w:br/>
     </w:r>

--- a/tillsyn/A 8857-2025 tillsynsbegäran.docx
+++ b/tillsyn/A 8857-2025 tillsynsbegäran.docx
@@ -229,7 +229,7 @@
     <w:r>
       <w:tab/>
       <w:tab/>
-      <w:t>2025-04-17</w:t>
+      <w:t>2025-04-18</w:t>
       <w:br/>
       <w:br/>
     </w:r>

--- a/tillsyn/A 8857-2025 tillsynsbegäran.docx
+++ b/tillsyn/A 8857-2025 tillsynsbegäran.docx
@@ -229,7 +229,7 @@
     <w:r>
       <w:tab/>
       <w:tab/>
-      <w:t>2025-04-18</w:t>
+      <w:t>2025-04-19</w:t>
       <w:br/>
       <w:br/>
     </w:r>

--- a/tillsyn/A 8857-2025 tillsynsbegäran.docx
+++ b/tillsyn/A 8857-2025 tillsynsbegäran.docx
@@ -229,7 +229,7 @@
     <w:r>
       <w:tab/>
       <w:tab/>
-      <w:t>2025-05-03</w:t>
+      <w:t>2025-05-04</w:t>
       <w:br/>
       <w:br/>
     </w:r>

--- a/tillsyn/A 8857-2025 tillsynsbegäran.docx
+++ b/tillsyn/A 8857-2025 tillsynsbegäran.docx
@@ -229,7 +229,7 @@
     <w:r>
       <w:tab/>
       <w:tab/>
-      <w:t>2025-05-04</w:t>
+      <w:t>2025-05-06</w:t>
       <w:br/>
       <w:br/>
     </w:r>

--- a/tillsyn/A 8857-2025 tillsynsbegäran.docx
+++ b/tillsyn/A 8857-2025 tillsynsbegäran.docx
@@ -229,7 +229,7 @@
     <w:r>
       <w:tab/>
       <w:tab/>
-      <w:t>2025-05-06</w:t>
+      <w:t>2025-05-07</w:t>
       <w:br/>
       <w:br/>
     </w:r>

--- a/tillsyn/A 8857-2025 tillsynsbegäran.docx
+++ b/tillsyn/A 8857-2025 tillsynsbegäran.docx
@@ -229,7 +229,7 @@
     <w:r>
       <w:tab/>
       <w:tab/>
-      <w:t>2025-05-07</w:t>
+      <w:t>2025-05-08</w:t>
       <w:br/>
       <w:br/>
     </w:r>

--- a/tillsyn/A 8857-2025 tillsynsbegäran.docx
+++ b/tillsyn/A 8857-2025 tillsynsbegäran.docx
@@ -229,7 +229,7 @@
     <w:r>
       <w:tab/>
       <w:tab/>
-      <w:t>2025-05-08</w:t>
+      <w:t>2025-05-09</w:t>
       <w:br/>
       <w:br/>
     </w:r>

--- a/tillsyn/A 8857-2025 tillsynsbegäran.docx
+++ b/tillsyn/A 8857-2025 tillsynsbegäran.docx
@@ -229,7 +229,7 @@
     <w:r>
       <w:tab/>
       <w:tab/>
-      <w:t>2025-05-09</w:t>
+      <w:t>2025-05-10</w:t>
       <w:br/>
       <w:br/>
     </w:r>

--- a/tillsyn/A 8857-2025 tillsynsbegäran.docx
+++ b/tillsyn/A 8857-2025 tillsynsbegäran.docx
@@ -229,7 +229,7 @@
     <w:r>
       <w:tab/>
       <w:tab/>
-      <w:t>2025-05-10</w:t>
+      <w:t>2025-05-11</w:t>
       <w:br/>
       <w:br/>
     </w:r>

--- a/tillsyn/A 8857-2025 tillsynsbegäran.docx
+++ b/tillsyn/A 8857-2025 tillsynsbegäran.docx
@@ -229,7 +229,7 @@
     <w:r>
       <w:tab/>
       <w:tab/>
-      <w:t>2025-05-11</w:t>
+      <w:t>2025-05-12</w:t>
       <w:br/>
       <w:br/>
     </w:r>

--- a/tillsyn/A 8857-2025 tillsynsbegäran.docx
+++ b/tillsyn/A 8857-2025 tillsynsbegäran.docx
@@ -229,7 +229,7 @@
     <w:r>
       <w:tab/>
       <w:tab/>
-      <w:t>2025-05-12</w:t>
+      <w:t>2025-05-13</w:t>
       <w:br/>
       <w:br/>
     </w:r>

--- a/tillsyn/A 8857-2025 tillsynsbegäran.docx
+++ b/tillsyn/A 8857-2025 tillsynsbegäran.docx
@@ -229,7 +229,7 @@
     <w:r>
       <w:tab/>
       <w:tab/>
-      <w:t>2025-05-13</w:t>
+      <w:t>2025-05-14</w:t>
       <w:br/>
       <w:br/>
     </w:r>

--- a/tillsyn/A 8857-2025 tillsynsbegäran.docx
+++ b/tillsyn/A 8857-2025 tillsynsbegäran.docx
@@ -229,7 +229,7 @@
     <w:r>
       <w:tab/>
       <w:tab/>
-      <w:t>2025-05-14</w:t>
+      <w:t>2025-05-15</w:t>
       <w:br/>
       <w:br/>
     </w:r>

--- a/tillsyn/A 8857-2025 tillsynsbegäran.docx
+++ b/tillsyn/A 8857-2025 tillsynsbegäran.docx
@@ -229,7 +229,7 @@
     <w:r>
       <w:tab/>
       <w:tab/>
-      <w:t>2025-05-15</w:t>
+      <w:t>2025-05-16</w:t>
       <w:br/>
       <w:br/>
     </w:r>

--- a/tillsyn/A 8857-2025 tillsynsbegäran.docx
+++ b/tillsyn/A 8857-2025 tillsynsbegäran.docx
@@ -229,7 +229,7 @@
     <w:r>
       <w:tab/>
       <w:tab/>
-      <w:t>2025-05-16</w:t>
+      <w:t>2025-05-17</w:t>
       <w:br/>
       <w:br/>
     </w:r>

--- a/tillsyn/A 8857-2025 tillsynsbegäran.docx
+++ b/tillsyn/A 8857-2025 tillsynsbegäran.docx
@@ -229,7 +229,7 @@
     <w:r>
       <w:tab/>
       <w:tab/>
-      <w:t>2025-05-17</w:t>
+      <w:t>2025-05-18</w:t>
       <w:br/>
       <w:br/>
     </w:r>

--- a/tillsyn/A 8857-2025 tillsynsbegäran.docx
+++ b/tillsyn/A 8857-2025 tillsynsbegäran.docx
@@ -229,7 +229,7 @@
     <w:r>
       <w:tab/>
       <w:tab/>
-      <w:t>2025-05-18</w:t>
+      <w:t>2025-05-19</w:t>
       <w:br/>
       <w:br/>
     </w:r>

--- a/tillsyn/A 8857-2025 tillsynsbegäran.docx
+++ b/tillsyn/A 8857-2025 tillsynsbegäran.docx
@@ -229,7 +229,7 @@
     <w:r>
       <w:tab/>
       <w:tab/>
-      <w:t>2025-05-19</w:t>
+      <w:t>2025-05-20</w:t>
       <w:br/>
       <w:br/>
     </w:r>

--- a/tillsyn/A 8857-2025 tillsynsbegäran.docx
+++ b/tillsyn/A 8857-2025 tillsynsbegäran.docx
@@ -229,7 +229,7 @@
     <w:r>
       <w:tab/>
       <w:tab/>
-      <w:t>2025-05-20</w:t>
+      <w:t>2025-05-21</w:t>
       <w:br/>
       <w:br/>
     </w:r>

--- a/tillsyn/A 8857-2025 tillsynsbegäran.docx
+++ b/tillsyn/A 8857-2025 tillsynsbegäran.docx
@@ -229,7 +229,7 @@
     <w:r>
       <w:tab/>
       <w:tab/>
-      <w:t>2025-05-21</w:t>
+      <w:t>2025-05-22</w:t>
       <w:br/>
       <w:br/>
     </w:r>

--- a/tillsyn/A 8857-2025 tillsynsbegäran.docx
+++ b/tillsyn/A 8857-2025 tillsynsbegäran.docx
@@ -229,7 +229,7 @@
     <w:r>
       <w:tab/>
       <w:tab/>
-      <w:t>2025-05-22</w:t>
+      <w:t>2025-05-23</w:t>
       <w:br/>
       <w:br/>
     </w:r>

--- a/tillsyn/A 8857-2025 tillsynsbegäran.docx
+++ b/tillsyn/A 8857-2025 tillsynsbegäran.docx
@@ -229,7 +229,7 @@
     <w:r>
       <w:tab/>
       <w:tab/>
-      <w:t>2025-05-23</w:t>
+      <w:t>2025-05-24</w:t>
       <w:br/>
       <w:br/>
     </w:r>

--- a/tillsyn/A 8857-2025 tillsynsbegäran.docx
+++ b/tillsyn/A 8857-2025 tillsynsbegäran.docx
@@ -229,7 +229,7 @@
     <w:r>
       <w:tab/>
       <w:tab/>
-      <w:t>2025-05-24</w:t>
+      <w:t>2025-05-25</w:t>
       <w:br/>
       <w:br/>
     </w:r>

--- a/tillsyn/A 8857-2025 tillsynsbegäran.docx
+++ b/tillsyn/A 8857-2025 tillsynsbegäran.docx
@@ -229,7 +229,7 @@
     <w:r>
       <w:tab/>
       <w:tab/>
-      <w:t>2025-05-25</w:t>
+      <w:t>2025-05-26</w:t>
       <w:br/>
       <w:br/>
     </w:r>

--- a/tillsyn/A 8857-2025 tillsynsbegäran.docx
+++ b/tillsyn/A 8857-2025 tillsynsbegäran.docx
@@ -229,7 +229,7 @@
     <w:r>
       <w:tab/>
       <w:tab/>
-      <w:t>2025-05-26</w:t>
+      <w:t>2025-05-27</w:t>
       <w:br/>
       <w:br/>
     </w:r>

--- a/tillsyn/A 8857-2025 tillsynsbegäran.docx
+++ b/tillsyn/A 8857-2025 tillsynsbegäran.docx
@@ -229,7 +229,7 @@
     <w:r>
       <w:tab/>
       <w:tab/>
-      <w:t>2025-05-27</w:t>
+      <w:t>2025-05-30</w:t>
       <w:br/>
       <w:br/>
     </w:r>

--- a/tillsyn/A 8857-2025 tillsynsbegäran.docx
+++ b/tillsyn/A 8857-2025 tillsynsbegäran.docx
@@ -229,7 +229,7 @@
     <w:r>
       <w:tab/>
       <w:tab/>
-      <w:t>2025-05-30</w:t>
+      <w:t>2025-06-01</w:t>
       <w:br/>
       <w:br/>
     </w:r>

--- a/tillsyn/A 8857-2025 tillsynsbegäran.docx
+++ b/tillsyn/A 8857-2025 tillsynsbegäran.docx
@@ -229,7 +229,7 @@
     <w:r>
       <w:tab/>
       <w:tab/>
-      <w:t>2025-06-01</w:t>
+      <w:t>2025-06-02</w:t>
       <w:br/>
       <w:br/>
     </w:r>

--- a/tillsyn/A 8857-2025 tillsynsbegäran.docx
+++ b/tillsyn/A 8857-2025 tillsynsbegäran.docx
@@ -229,7 +229,7 @@
     <w:r>
       <w:tab/>
       <w:tab/>
-      <w:t>2025-06-02</w:t>
+      <w:t>2025-06-03</w:t>
       <w:br/>
       <w:br/>
     </w:r>

--- a/tillsyn/A 8857-2025 tillsynsbegäran.docx
+++ b/tillsyn/A 8857-2025 tillsynsbegäran.docx
@@ -229,7 +229,7 @@
     <w:r>
       <w:tab/>
       <w:tab/>
-      <w:t>2025-06-03</w:t>
+      <w:t>2025-06-04</w:t>
       <w:br/>
       <w:br/>
     </w:r>

--- a/tillsyn/A 8857-2025 tillsynsbegäran.docx
+++ b/tillsyn/A 8857-2025 tillsynsbegäran.docx
@@ -229,7 +229,7 @@
     <w:r>
       <w:tab/>
       <w:tab/>
-      <w:t>2025-06-04</w:t>
+      <w:t>2025-06-05</w:t>
       <w:br/>
       <w:br/>
     </w:r>

--- a/tillsyn/A 8857-2025 tillsynsbegäran.docx
+++ b/tillsyn/A 8857-2025 tillsynsbegäran.docx
@@ -229,7 +229,7 @@
     <w:r>
       <w:tab/>
       <w:tab/>
-      <w:t>2025-06-05</w:t>
+      <w:t>2025-06-13</w:t>
       <w:br/>
       <w:br/>
     </w:r>

--- a/tillsyn/A 8857-2025 tillsynsbegäran.docx
+++ b/tillsyn/A 8857-2025 tillsynsbegäran.docx
@@ -229,7 +229,7 @@
     <w:r>
       <w:tab/>
       <w:tab/>
-      <w:t>2025-06-13</w:t>
+      <w:t>2025-06-15</w:t>
       <w:br/>
       <w:br/>
     </w:r>

--- a/tillsyn/A 8857-2025 tillsynsbegäran.docx
+++ b/tillsyn/A 8857-2025 tillsynsbegäran.docx
@@ -229,7 +229,7 @@
     <w:r>
       <w:tab/>
       <w:tab/>
-      <w:t>2025-06-15</w:t>
+      <w:t>2025-06-16</w:t>
       <w:br/>
       <w:br/>
     </w:r>

--- a/tillsyn/A 8857-2025 tillsynsbegäran.docx
+++ b/tillsyn/A 8857-2025 tillsynsbegäran.docx
@@ -229,7 +229,7 @@
     <w:r>
       <w:tab/>
       <w:tab/>
-      <w:t>2025-06-16</w:t>
+      <w:t>2025-06-17</w:t>
       <w:br/>
       <w:br/>
     </w:r>

--- a/tillsyn/A 8857-2025 tillsynsbegäran.docx
+++ b/tillsyn/A 8857-2025 tillsynsbegäran.docx
@@ -229,7 +229,7 @@
     <w:r>
       <w:tab/>
       <w:tab/>
-      <w:t>2025-06-17</w:t>
+      <w:t>2025-06-18</w:t>
       <w:br/>
       <w:br/>
     </w:r>

--- a/tillsyn/A 8857-2025 tillsynsbegäran.docx
+++ b/tillsyn/A 8857-2025 tillsynsbegäran.docx
@@ -229,7 +229,7 @@
     <w:r>
       <w:tab/>
       <w:tab/>
-      <w:t>2025-06-18</w:t>
+      <w:t>2025-06-19</w:t>
       <w:br/>
       <w:br/>
     </w:r>

--- a/tillsyn/A 8857-2025 tillsynsbegäran.docx
+++ b/tillsyn/A 8857-2025 tillsynsbegäran.docx
@@ -229,7 +229,7 @@
     <w:r>
       <w:tab/>
       <w:tab/>
-      <w:t>2025-06-19</w:t>
+      <w:t>2025-06-20</w:t>
       <w:br/>
       <w:br/>
     </w:r>

--- a/tillsyn/A 8857-2025 tillsynsbegäran.docx
+++ b/tillsyn/A 8857-2025 tillsynsbegäran.docx
@@ -229,7 +229,7 @@
     <w:r>
       <w:tab/>
       <w:tab/>
-      <w:t>2025-06-20</w:t>
+      <w:t>2025-06-21</w:t>
       <w:br/>
       <w:br/>
     </w:r>

--- a/tillsyn/A 8857-2025 tillsynsbegäran.docx
+++ b/tillsyn/A 8857-2025 tillsynsbegäran.docx
@@ -229,7 +229,7 @@
     <w:r>
       <w:tab/>
       <w:tab/>
-      <w:t>2025-06-21</w:t>
+      <w:t>2025-06-22</w:t>
       <w:br/>
       <w:br/>
     </w:r>

--- a/tillsyn/A 8857-2025 tillsynsbegäran.docx
+++ b/tillsyn/A 8857-2025 tillsynsbegäran.docx
@@ -229,7 +229,7 @@
     <w:r>
       <w:tab/>
       <w:tab/>
-      <w:t>2025-06-22</w:t>
+      <w:t>2025-06-23</w:t>
       <w:br/>
       <w:br/>
     </w:r>

--- a/tillsyn/A 8857-2025 tillsynsbegäran.docx
+++ b/tillsyn/A 8857-2025 tillsynsbegäran.docx
@@ -229,7 +229,7 @@
     <w:r>
       <w:tab/>
       <w:tab/>
-      <w:t>2025-06-23</w:t>
+      <w:t>2025-06-24</w:t>
       <w:br/>
       <w:br/>
     </w:r>

--- a/tillsyn/A 8857-2025 tillsynsbegäran.docx
+++ b/tillsyn/A 8857-2025 tillsynsbegäran.docx
@@ -229,7 +229,7 @@
     <w:r>
       <w:tab/>
       <w:tab/>
-      <w:t>2025-06-24</w:t>
+      <w:t>2025-06-25</w:t>
       <w:br/>
       <w:br/>
     </w:r>

--- a/tillsyn/A 8857-2025 tillsynsbegäran.docx
+++ b/tillsyn/A 8857-2025 tillsynsbegäran.docx
@@ -229,7 +229,7 @@
     <w:r>
       <w:tab/>
       <w:tab/>
-      <w:t>2025-06-25</w:t>
+      <w:t>2025-06-26</w:t>
       <w:br/>
       <w:br/>
     </w:r>

--- a/tillsyn/A 8857-2025 tillsynsbegäran.docx
+++ b/tillsyn/A 8857-2025 tillsynsbegäran.docx
@@ -229,7 +229,7 @@
     <w:r>
       <w:tab/>
       <w:tab/>
-      <w:t>2025-06-26</w:t>
+      <w:t>2025-06-27</w:t>
       <w:br/>
       <w:br/>
     </w:r>

--- a/tillsyn/A 8857-2025 tillsynsbegäran.docx
+++ b/tillsyn/A 8857-2025 tillsynsbegäran.docx
@@ -229,7 +229,7 @@
     <w:r>
       <w:tab/>
       <w:tab/>
-      <w:t>2025-06-27</w:t>
+      <w:t>2025-06-28</w:t>
       <w:br/>
       <w:br/>
     </w:r>

--- a/tillsyn/A 8857-2025 tillsynsbegäran.docx
+++ b/tillsyn/A 8857-2025 tillsynsbegäran.docx
@@ -229,7 +229,7 @@
     <w:r>
       <w:tab/>
       <w:tab/>
-      <w:t>2025-06-28</w:t>
+      <w:t>2025-06-29</w:t>
       <w:br/>
       <w:br/>
     </w:r>

--- a/tillsyn/A 8857-2025 tillsynsbegäran.docx
+++ b/tillsyn/A 8857-2025 tillsynsbegäran.docx
@@ -229,7 +229,7 @@
     <w:r>
       <w:tab/>
       <w:tab/>
-      <w:t>2025-06-29</w:t>
+      <w:t>2025-06-30</w:t>
       <w:br/>
       <w:br/>
     </w:r>

--- a/tillsyn/A 8857-2025 tillsynsbegäran.docx
+++ b/tillsyn/A 8857-2025 tillsynsbegäran.docx
@@ -229,7 +229,7 @@
     <w:r>
       <w:tab/>
       <w:tab/>
-      <w:t>2025-06-30</w:t>
+      <w:t>2025-07-01</w:t>
       <w:br/>
       <w:br/>
     </w:r>

--- a/tillsyn/A 8857-2025 tillsynsbegäran.docx
+++ b/tillsyn/A 8857-2025 tillsynsbegäran.docx
@@ -229,7 +229,7 @@
     <w:r>
       <w:tab/>
       <w:tab/>
-      <w:t>2025-07-01</w:t>
+      <w:t>2025-07-02</w:t>
       <w:br/>
       <w:br/>
     </w:r>

--- a/tillsyn/A 8857-2025 tillsynsbegäran.docx
+++ b/tillsyn/A 8857-2025 tillsynsbegäran.docx
@@ -229,7 +229,7 @@
     <w:r>
       <w:tab/>
       <w:tab/>
-      <w:t>2025-07-02</w:t>
+      <w:t>2025-07-03</w:t>
       <w:br/>
       <w:br/>
     </w:r>

--- a/tillsyn/A 8857-2025 tillsynsbegäran.docx
+++ b/tillsyn/A 8857-2025 tillsynsbegäran.docx
@@ -229,7 +229,7 @@
     <w:r>
       <w:tab/>
       <w:tab/>
-      <w:t>2025-07-03</w:t>
+      <w:t>2025-07-04</w:t>
       <w:br/>
       <w:br/>
     </w:r>

--- a/tillsyn/A 8857-2025 tillsynsbegäran.docx
+++ b/tillsyn/A 8857-2025 tillsynsbegäran.docx
@@ -229,7 +229,7 @@
     <w:r>
       <w:tab/>
       <w:tab/>
-      <w:t>2025-07-04</w:t>
+      <w:t>2025-07-05</w:t>
       <w:br/>
       <w:br/>
     </w:r>

--- a/tillsyn/A 8857-2025 tillsynsbegäran.docx
+++ b/tillsyn/A 8857-2025 tillsynsbegäran.docx
@@ -229,7 +229,7 @@
     <w:r>
       <w:tab/>
       <w:tab/>
-      <w:t>2025-07-05</w:t>
+      <w:t>2025-07-06</w:t>
       <w:br/>
       <w:br/>
     </w:r>

--- a/tillsyn/A 8857-2025 tillsynsbegäran.docx
+++ b/tillsyn/A 8857-2025 tillsynsbegäran.docx
@@ -229,7 +229,7 @@
     <w:r>
       <w:tab/>
       <w:tab/>
-      <w:t>2025-07-06</w:t>
+      <w:t>2025-07-07</w:t>
       <w:br/>
       <w:br/>
     </w:r>

--- a/tillsyn/A 8857-2025 tillsynsbegäran.docx
+++ b/tillsyn/A 8857-2025 tillsynsbegäran.docx
@@ -229,7 +229,7 @@
     <w:r>
       <w:tab/>
       <w:tab/>
-      <w:t>2025-07-07</w:t>
+      <w:t>2025-07-08</w:t>
       <w:br/>
       <w:br/>
     </w:r>

--- a/tillsyn/A 8857-2025 tillsynsbegäran.docx
+++ b/tillsyn/A 8857-2025 tillsynsbegäran.docx
@@ -229,7 +229,7 @@
     <w:r>
       <w:tab/>
       <w:tab/>
-      <w:t>2025-07-08</w:t>
+      <w:t>2025-07-09</w:t>
       <w:br/>
       <w:br/>
     </w:r>

--- a/tillsyn/A 8857-2025 tillsynsbegäran.docx
+++ b/tillsyn/A 8857-2025 tillsynsbegäran.docx
@@ -229,7 +229,7 @@
     <w:r>
       <w:tab/>
       <w:tab/>
-      <w:t>2025-07-09</w:t>
+      <w:t>2025-07-11</w:t>
       <w:br/>
       <w:br/>
     </w:r>

--- a/tillsyn/A 8857-2025 tillsynsbegäran.docx
+++ b/tillsyn/A 8857-2025 tillsynsbegäran.docx
@@ -229,7 +229,7 @@
     <w:r>
       <w:tab/>
       <w:tab/>
-      <w:t>2025-07-11</w:t>
+      <w:t>2025-07-12</w:t>
       <w:br/>
       <w:br/>
     </w:r>

--- a/tillsyn/A 8857-2025 tillsynsbegäran.docx
+++ b/tillsyn/A 8857-2025 tillsynsbegäran.docx
@@ -229,7 +229,7 @@
     <w:r>
       <w:tab/>
       <w:tab/>
-      <w:t>2025-07-12</w:t>
+      <w:t>2025-07-13</w:t>
       <w:br/>
       <w:br/>
     </w:r>

--- a/tillsyn/A 8857-2025 tillsynsbegäran.docx
+++ b/tillsyn/A 8857-2025 tillsynsbegäran.docx
@@ -229,7 +229,7 @@
     <w:r>
       <w:tab/>
       <w:tab/>
-      <w:t>2025-07-13</w:t>
+      <w:t>2025-07-14</w:t>
       <w:br/>
       <w:br/>
     </w:r>

--- a/tillsyn/A 8857-2025 tillsynsbegäran.docx
+++ b/tillsyn/A 8857-2025 tillsynsbegäran.docx
@@ -229,7 +229,7 @@
     <w:r>
       <w:tab/>
       <w:tab/>
-      <w:t>2025-08-06</w:t>
+      <w:t>2025-08-09</w:t>
       <w:br/>
       <w:br/>
     </w:r>
